--- a/Games/PC/Strategy/Commandos Behind Enemy Lines (2.51 GB)/3-Media (2.26 GB)/1-Images/1-Covers & Box Art/Source.docx
+++ b/Games/PC/Strategy/Commandos Behind Enemy Lines (2.51 GB)/3-Media (2.26 GB)/1-Images/1-Covers & Box Art/Source.docx
@@ -150,6 +150,12 @@
         <w:t>5472667-commandos-behind-enemy-lines-windows-front-cover</w:t>
       </w:r>
       <w:r>
+        <w:t>.</w:t>
+      </w:r>
+      <w:r>
+        <w:t>jpg</w:t>
+      </w:r>
+      <w:r>
         <w:t xml:space="preserve"> -&gt; </w:t>
       </w:r>
       <w:r>
@@ -162,13 +168,16 @@
         <w:t xml:space="preserve"> Commandos – Behind Enemy Lines</w:t>
       </w:r>
       <w:r>
+        <w:t>.</w:t>
+      </w:r>
+      <w:r>
+        <w:t>jpg</w:t>
+      </w:r>
+      <w:r>
         <w:t>] [</w:t>
       </w:r>
       <w:r>
-        <w:t>Front Cover</w:t>
-      </w:r>
-      <w:r>
-        <w:t>: Commandos – Behind Enemy Lines</w:t>
+        <w:t>Commandos: Behind Enemy Lines - PC - Media - Images - Covers &amp; Box Art 1 -&gt; Front Cover - Commandos – Behind Enemy Lines</w:t>
       </w:r>
       <w:r>
         <w:t>]</w:t>
@@ -214,6 +223,34 @@
       </w:r>
       <w:r>
         <w:t>Entertainment</w:t>
+      </w:r>
+    </w:p>
+    <w:p>
+      <w:pPr>
+        <w:ind w:left="720"/>
+      </w:pPr>
+      <w:r>
+        <w:t xml:space="preserve">* </w:t>
+      </w:r>
+      <w:r>
+        <w:rPr>
+          <w:b/>
+          <w:bCs/>
+        </w:rPr>
+        <w:t xml:space="preserve">Source </w:t>
+      </w:r>
+      <w:r>
+        <w:rPr>
+          <w:b/>
+          <w:bCs/>
+        </w:rPr>
+        <w:t>Platform</w:t>
+      </w:r>
+      <w:r>
+        <w:t xml:space="preserve">: </w:t>
+      </w:r>
+      <w:r>
+        <w:t>MobyGames (https://www.mobygames.com)</w:t>
       </w:r>
     </w:p>
     <w:p>
@@ -280,11 +317,51 @@
         <w:t>Download Server / Mirror</w:t>
       </w:r>
       <w:r>
-        <w:t>: www.mobygames.com</w:t>
-      </w:r>
-      <w:r>
-        <w:br/>
-      </w:r>
+        <w:t xml:space="preserve">: </w:t>
+      </w:r>
+      <w:r>
+        <w:t>https://www.mobygames.com [MobyGames Main Web Server</w:t>
+      </w:r>
+      <w:r>
+        <w:t xml:space="preserve"> -&gt; </w:t>
+      </w:r>
+      <w:r>
+        <w:rPr>
+          <w:b/>
+          <w:bCs/>
+        </w:rPr>
+        <w:t>Packaging</w:t>
+      </w:r>
+      <w:r>
+        <w:t xml:space="preserve">: </w:t>
+      </w:r>
+      <w:r>
+        <w:t>Box</w:t>
+      </w:r>
+      <w:r>
+        <w:t xml:space="preserve">, </w:t>
+      </w:r>
+      <w:r>
+        <w:rPr>
+          <w:b/>
+          <w:bCs/>
+        </w:rPr>
+        <w:t>Country</w:t>
+      </w:r>
+      <w:r>
+        <w:t xml:space="preserve">: </w:t>
+      </w:r>
+      <w:r>
+        <w:t>United States</w:t>
+      </w:r>
+      <w:r>
+        <w:t>]</w:t>
+      </w:r>
+    </w:p>
+    <w:p>
+      <w:pPr>
+        <w:ind w:left="720"/>
+      </w:pPr>
       <w:r>
         <w:t xml:space="preserve">* </w:t>
       </w:r>
@@ -299,7 +376,7 @@
         <w:t xml:space="preserve">: </w:t>
       </w:r>
       <w:r>
-        <w:t>Browser</w:t>
+        <w:t>Web Browser: Direct Save [Saved image directly from browser]</w:t>
       </w:r>
     </w:p>
     <w:p>
@@ -401,11 +478,22 @@
         <w:t xml:space="preserve">: </w:t>
       </w:r>
       <w:r>
-        <w:t xml:space="preserve">KINGSTON Games (F:)/Games/.. </w:t>
-      </w:r>
-      <w:r>
-        <w:br/>
-      </w:r>
+        <w:t>KINGSTON Games (F:)/Games/..</w:t>
+      </w:r>
+      <w:r>
+        <w:t xml:space="preserve"> | </w:t>
+      </w:r>
+      <w:r>
+        <w:t>StorageType: Cloud -&gt; Platform: GitHub -&gt; Account: gamekingdomelbaf1 -&gt; Repository: KingdomheartsGame -&gt; Path: Games/PC/Strategy/Commandos Behind Enemy Lines (2.51 GB)/</w:t>
+      </w:r>
+      <w:r>
+        <w:t>..</w:t>
+      </w:r>
+    </w:p>
+    <w:p>
+      <w:pPr>
+        <w:ind w:left="720"/>
+      </w:pPr>
       <w:r>
         <w:t xml:space="preserve">* </w:t>
       </w:r>
@@ -417,39 +505,7 @@
         <w:t>Notes</w:t>
       </w:r>
       <w:r>
-        <w:t>: [</w:t>
-      </w:r>
-      <w:r>
-        <w:rPr>
-          <w:b/>
-          <w:bCs/>
-        </w:rPr>
-        <w:t>Packaging</w:t>
-      </w:r>
-      <w:r>
-        <w:t xml:space="preserve">: </w:t>
-      </w:r>
-      <w:r>
-        <w:t>Box</w:t>
-      </w:r>
-      <w:r>
-        <w:t xml:space="preserve">, </w:t>
-      </w:r>
-      <w:r>
-        <w:rPr>
-          <w:b/>
-          <w:bCs/>
-        </w:rPr>
-        <w:t>Country</w:t>
-      </w:r>
-      <w:r>
-        <w:t xml:space="preserve">: </w:t>
-      </w:r>
-      <w:r>
-        <w:t>United States</w:t>
-      </w:r>
-      <w:r>
-        <w:t>]</w:t>
+        <w:t>:</w:t>
       </w:r>
     </w:p>
     <w:p>
@@ -483,6 +539,12 @@
         <w:t>5468917-commandos-behind-enemy-lines-windows-other</w:t>
       </w:r>
       <w:r>
+        <w:t>.</w:t>
+      </w:r>
+      <w:r>
+        <w:t>jpg</w:t>
+      </w:r>
+      <w:r>
         <w:t xml:space="preserve"> -&gt; </w:t>
       </w:r>
       <w:r>
@@ -498,22 +560,16 @@
         <w:t xml:space="preserve"> Commandos – Behind Enemy Lines</w:t>
       </w:r>
       <w:r>
+        <w:t>.</w:t>
+      </w:r>
+      <w:r>
+        <w:t>jpg</w:t>
+      </w:r>
+      <w:r>
         <w:t>] [</w:t>
       </w:r>
       <w:r>
-        <w:t xml:space="preserve">Other Jewel Case </w:t>
-      </w:r>
-      <w:r>
-        <w:t>–</w:t>
-      </w:r>
-      <w:r>
-        <w:t xml:space="preserve"> Front</w:t>
-      </w:r>
-      <w:r>
-        <w:tab/>
-      </w:r>
-      <w:r>
-        <w:t>: Commandos – Behind Enemy Lines</w:t>
+        <w:t>Commandos: Behind Enemy Lines - PC - Media - Images - Covers &amp; Box Art 2 -&gt; Other Jewel Case - Front - Commandos – Behind Enemy Lines</w:t>
       </w:r>
       <w:r>
         <w:t>]</w:t>
@@ -559,6 +615,34 @@
       </w:r>
       <w:r>
         <w:t>Entertainment</w:t>
+      </w:r>
+    </w:p>
+    <w:p>
+      <w:pPr>
+        <w:ind w:left="720"/>
+      </w:pPr>
+      <w:r>
+        <w:t xml:space="preserve">* </w:t>
+      </w:r>
+      <w:r>
+        <w:rPr>
+          <w:b/>
+          <w:bCs/>
+        </w:rPr>
+        <w:t xml:space="preserve">Source </w:t>
+      </w:r>
+      <w:r>
+        <w:rPr>
+          <w:b/>
+          <w:bCs/>
+        </w:rPr>
+        <w:t>Platform</w:t>
+      </w:r>
+      <w:r>
+        <w:t xml:space="preserve">: </w:t>
+      </w:r>
+      <w:r>
+        <w:t>MobyGames (https://www.mobygames.com)</w:t>
       </w:r>
     </w:p>
     <w:p>
@@ -631,10 +715,52 @@
         <w:t>Download Server / Mirror</w:t>
       </w:r>
       <w:r>
-        <w:t>: www.mobygames.com</w:t>
-      </w:r>
-      <w:r>
-        <w:br/>
+        <w:t xml:space="preserve">: </w:t>
+      </w:r>
+      <w:r>
+        <w:t>https://www.mobygames.com [MobyGames Main Web Server</w:t>
+      </w:r>
+      <w:r>
+        <w:t xml:space="preserve"> -&gt; </w:t>
+      </w:r>
+      <w:r>
+        <w:rPr>
+          <w:b/>
+          <w:bCs/>
+        </w:rPr>
+        <w:t>Packaging</w:t>
+      </w:r>
+      <w:r>
+        <w:t xml:space="preserve">: </w:t>
+      </w:r>
+      <w:r>
+        <w:t>Box</w:t>
+      </w:r>
+      <w:r>
+        <w:t xml:space="preserve">, </w:t>
+      </w:r>
+      <w:r>
+        <w:rPr>
+          <w:b/>
+          <w:bCs/>
+        </w:rPr>
+        <w:t>Country</w:t>
+      </w:r>
+      <w:r>
+        <w:t xml:space="preserve">: </w:t>
+      </w:r>
+      <w:r>
+        <w:t>United States</w:t>
+      </w:r>
+      <w:r>
+        <w:t>]</w:t>
+      </w:r>
+    </w:p>
+    <w:p>
+      <w:pPr>
+        <w:ind w:left="720"/>
+      </w:pPr>
+      <w:r>
         <w:t xml:space="preserve">* </w:t>
       </w:r>
       <w:r>
@@ -645,7 +771,10 @@
         <w:t>Download Method</w:t>
       </w:r>
       <w:r>
-        <w:t>: Browser</w:t>
+        <w:t xml:space="preserve">: </w:t>
+      </w:r>
+      <w:r>
+        <w:t>Web Browser: Direct Save [Saved image directly from browser]</w:t>
       </w:r>
     </w:p>
     <w:p>
@@ -732,10 +861,23 @@
         <w:t xml:space="preserve">: </w:t>
       </w:r>
       <w:r>
-        <w:t xml:space="preserve">KINGSTON Games (F:)/Games/.. </w:t>
-      </w:r>
-      <w:r>
-        <w:br/>
+        <w:t>KINGSTON Games (F:)/Games/..</w:t>
+      </w:r>
+      <w:r>
+        <w:t xml:space="preserve"> | </w:t>
+      </w:r>
+      <w:r>
+        <w:t>StorageType: Cloud -&gt; Platform: GitHub -&gt; Account: gamekingdomelbaf1 -&gt; Repository: KingdomheartsGame -&gt; Path: Games/PC/Strategy/Commandos Behind Enemy Lines (2.51 GB)/</w:t>
+      </w:r>
+      <w:r>
+        <w:t>..</w:t>
+      </w:r>
+    </w:p>
+    <w:p>
+      <w:pPr>
+        <w:ind w:left="720"/>
+      </w:pPr>
+      <w:r>
         <w:t xml:space="preserve">* </w:t>
       </w:r>
       <w:r>
@@ -746,39 +888,7 @@
         <w:t>Notes</w:t>
       </w:r>
       <w:r>
-        <w:t>: [</w:t>
-      </w:r>
-      <w:r>
-        <w:rPr>
-          <w:b/>
-          <w:bCs/>
-        </w:rPr>
-        <w:t>Packaging</w:t>
-      </w:r>
-      <w:r>
-        <w:t xml:space="preserve">: </w:t>
-      </w:r>
-      <w:r>
-        <w:t>Box</w:t>
-      </w:r>
-      <w:r>
-        <w:t xml:space="preserve">, </w:t>
-      </w:r>
-      <w:r>
-        <w:rPr>
-          <w:b/>
-          <w:bCs/>
-        </w:rPr>
-        <w:t>Country</w:t>
-      </w:r>
-      <w:r>
-        <w:t xml:space="preserve">: </w:t>
-      </w:r>
-      <w:r>
-        <w:t>United States</w:t>
-      </w:r>
-      <w:r>
-        <w:t>]</w:t>
+        <w:t>:</w:t>
       </w:r>
     </w:p>
     <w:p>
@@ -832,13 +942,16 @@
         <w:t xml:space="preserve"> Commandos – Behind Enemy Lines</w:t>
       </w:r>
       <w:r>
+        <w:t>.</w:t>
+      </w:r>
+      <w:r>
+        <w:t>jpg</w:t>
+      </w:r>
+      <w:r>
         <w:t>] [</w:t>
       </w:r>
       <w:r>
-        <w:t>Inside Cover Left</w:t>
-      </w:r>
-      <w:r>
-        <w:t>: Commandos – Behind Enemy Lines</w:t>
+        <w:t>Commandos: Behind Enemy Lines - PC - Media - Images - Covers &amp; Box Art 3 -&gt; Inside Cover Left - Commandos – Behind Enemy Lines</w:t>
       </w:r>
       <w:r>
         <w:t>]</w:t>
@@ -884,6 +997,37 @@
       </w:r>
       <w:r>
         <w:t>Entertainment</w:t>
+      </w:r>
+    </w:p>
+    <w:p>
+      <w:pPr>
+        <w:tabs>
+          <w:tab w:val="left" w:pos="7560"/>
+        </w:tabs>
+        <w:ind w:left="720"/>
+      </w:pPr>
+      <w:r>
+        <w:t xml:space="preserve">* </w:t>
+      </w:r>
+      <w:r>
+        <w:rPr>
+          <w:b/>
+          <w:bCs/>
+        </w:rPr>
+        <w:t xml:space="preserve">Source </w:t>
+      </w:r>
+      <w:r>
+        <w:rPr>
+          <w:b/>
+          <w:bCs/>
+        </w:rPr>
+        <w:t>Platform</w:t>
+      </w:r>
+      <w:r>
+        <w:t xml:space="preserve">: </w:t>
+      </w:r>
+      <w:r>
+        <w:t>MobyGames (https://www.mobygames.com)</w:t>
       </w:r>
     </w:p>
     <w:p>
@@ -956,11 +1100,51 @@
         <w:t>Download Server / Mirror</w:t>
       </w:r>
       <w:r>
-        <w:t>: www.mobygames.com</w:t>
-      </w:r>
-      <w:r>
-        <w:br/>
-      </w:r>
+        <w:t xml:space="preserve">: </w:t>
+      </w:r>
+      <w:r>
+        <w:t>https://www.mobygames.com [MobyGames Main Web Server</w:t>
+      </w:r>
+      <w:r>
+        <w:t xml:space="preserve"> -&gt; </w:t>
+      </w:r>
+      <w:r>
+        <w:rPr>
+          <w:b/>
+          <w:bCs/>
+        </w:rPr>
+        <w:t>Packaging</w:t>
+      </w:r>
+      <w:r>
+        <w:t xml:space="preserve">: </w:t>
+      </w:r>
+      <w:r>
+        <w:t>Box</w:t>
+      </w:r>
+      <w:r>
+        <w:t xml:space="preserve">, </w:t>
+      </w:r>
+      <w:r>
+        <w:rPr>
+          <w:b/>
+          <w:bCs/>
+        </w:rPr>
+        <w:t>Country</w:t>
+      </w:r>
+      <w:r>
+        <w:t xml:space="preserve">: </w:t>
+      </w:r>
+      <w:r>
+        <w:t>United States</w:t>
+      </w:r>
+      <w:r>
+        <w:t>]</w:t>
+      </w:r>
+    </w:p>
+    <w:p>
+      <w:pPr>
+        <w:ind w:left="720"/>
+      </w:pPr>
       <w:r>
         <w:t xml:space="preserve">* </w:t>
       </w:r>
@@ -972,7 +1156,10 @@
         <w:t>Download Method</w:t>
       </w:r>
       <w:r>
-        <w:t>: Browser</w:t>
+        <w:t xml:space="preserve">: </w:t>
+      </w:r>
+      <w:r>
+        <w:t>Web Browser: Direct Save [Saved image directly from browser]</w:t>
       </w:r>
     </w:p>
     <w:p>
@@ -1053,11 +1240,22 @@
         <w:t xml:space="preserve">: </w:t>
       </w:r>
       <w:r>
-        <w:t xml:space="preserve">KINGSTON Games (F:)/Games/.. </w:t>
-      </w:r>
-      <w:r>
-        <w:br/>
-      </w:r>
+        <w:t>KINGSTON Games (F:)/Games/..</w:t>
+      </w:r>
+      <w:r>
+        <w:t xml:space="preserve"> | </w:t>
+      </w:r>
+      <w:r>
+        <w:t>StorageType: Cloud -&gt; Platform: GitHub -&gt; Account: gamekingdomelbaf1 -&gt; Repository: KingdomheartsGame -&gt; Path: Games/PC/Strategy/Commandos Behind Enemy Lines (2.51 GB)/</w:t>
+      </w:r>
+      <w:r>
+        <w:t>..</w:t>
+      </w:r>
+    </w:p>
+    <w:p>
+      <w:pPr>
+        <w:ind w:left="720"/>
+      </w:pPr>
       <w:r>
         <w:t xml:space="preserve">* </w:t>
       </w:r>
@@ -1069,39 +1267,7 @@
         <w:t>Notes</w:t>
       </w:r>
       <w:r>
-        <w:t>: [</w:t>
-      </w:r>
-      <w:r>
-        <w:rPr>
-          <w:b/>
-          <w:bCs/>
-        </w:rPr>
-        <w:t>Packaging</w:t>
-      </w:r>
-      <w:r>
-        <w:t xml:space="preserve">: </w:t>
-      </w:r>
-      <w:r>
-        <w:t>Box</w:t>
-      </w:r>
-      <w:r>
-        <w:t xml:space="preserve">, </w:t>
-      </w:r>
-      <w:r>
-        <w:rPr>
-          <w:b/>
-          <w:bCs/>
-        </w:rPr>
-        <w:t>Country</w:t>
-      </w:r>
-      <w:r>
-        <w:t xml:space="preserve">: </w:t>
-      </w:r>
-      <w:r>
-        <w:t>United States</w:t>
-      </w:r>
-      <w:r>
-        <w:t>]</w:t>
+        <w:t>:</w:t>
       </w:r>
     </w:p>
     <w:p>
@@ -1129,7 +1295,6 @@
         </w:numPr>
       </w:pPr>
       <w:r>
-        <w:lastRenderedPageBreak/>
         <w:t xml:space="preserve">* </w:t>
       </w:r>
       <w:r>
@@ -1146,6 +1311,12 @@
         <w:t>5470031-commandos-behind-enemy-lines-windows-inside-cover</w:t>
       </w:r>
       <w:r>
+        <w:t>.</w:t>
+      </w:r>
+      <w:r>
+        <w:t>jpg</w:t>
+      </w:r>
+      <w:r>
         <w:t xml:space="preserve"> </w:t>
       </w:r>
       <w:r>
@@ -1164,13 +1335,16 @@
         <w:t xml:space="preserve"> Commandos – Behind Enemy Lines</w:t>
       </w:r>
       <w:r>
+        <w:t>.</w:t>
+      </w:r>
+      <w:r>
+        <w:t>jpg</w:t>
+      </w:r>
+      <w:r>
         <w:t>] [</w:t>
       </w:r>
       <w:r>
-        <w:t>Inside Cover Right</w:t>
-      </w:r>
-      <w:r>
-        <w:t>: Commandos – Behind Enemy Lines</w:t>
+        <w:t>Commandos: Behind Enemy Lines - PC - Media - Images - Covers &amp; Box Art 4 -&gt; Inside Cover Right - Commandos – Behind Enemy Lines</w:t>
       </w:r>
       <w:r>
         <w:t>]</w:t>
@@ -1216,6 +1390,34 @@
       </w:r>
       <w:r>
         <w:t>Entertainment</w:t>
+      </w:r>
+    </w:p>
+    <w:p>
+      <w:pPr>
+        <w:ind w:left="720"/>
+      </w:pPr>
+      <w:r>
+        <w:t xml:space="preserve">* </w:t>
+      </w:r>
+      <w:r>
+        <w:rPr>
+          <w:b/>
+          <w:bCs/>
+        </w:rPr>
+        <w:t xml:space="preserve">Source </w:t>
+      </w:r>
+      <w:r>
+        <w:rPr>
+          <w:b/>
+          <w:bCs/>
+        </w:rPr>
+        <w:t>Platform</w:t>
+      </w:r>
+      <w:r>
+        <w:t xml:space="preserve">: </w:t>
+      </w:r>
+      <w:r>
+        <w:t>MobyGames (https://www.mobygames.com)</w:t>
       </w:r>
     </w:p>
     <w:p>
@@ -1288,11 +1490,51 @@
         <w:t>Download Server / Mirror</w:t>
       </w:r>
       <w:r>
-        <w:t>: www.mobygames.com</w:t>
-      </w:r>
-      <w:r>
-        <w:br/>
-      </w:r>
+        <w:t xml:space="preserve">: </w:t>
+      </w:r>
+      <w:r>
+        <w:t>https://www.mobygames.com [MobyGames Main Web Server</w:t>
+      </w:r>
+      <w:r>
+        <w:t xml:space="preserve"> -&gt; </w:t>
+      </w:r>
+      <w:r>
+        <w:rPr>
+          <w:b/>
+          <w:bCs/>
+        </w:rPr>
+        <w:t>Packaging</w:t>
+      </w:r>
+      <w:r>
+        <w:t xml:space="preserve">: </w:t>
+      </w:r>
+      <w:r>
+        <w:t>Box</w:t>
+      </w:r>
+      <w:r>
+        <w:t xml:space="preserve">, </w:t>
+      </w:r>
+      <w:r>
+        <w:rPr>
+          <w:b/>
+          <w:bCs/>
+        </w:rPr>
+        <w:t>Country</w:t>
+      </w:r>
+      <w:r>
+        <w:t xml:space="preserve">: </w:t>
+      </w:r>
+      <w:r>
+        <w:t>United States</w:t>
+      </w:r>
+      <w:r>
+        <w:t>]</w:t>
+      </w:r>
+    </w:p>
+    <w:p>
+      <w:pPr>
+        <w:ind w:left="720"/>
+      </w:pPr>
       <w:r>
         <w:t xml:space="preserve">* </w:t>
       </w:r>
@@ -1304,7 +1546,10 @@
         <w:t>Download Method</w:t>
       </w:r>
       <w:r>
-        <w:t>: Browser</w:t>
+        <w:t xml:space="preserve">: </w:t>
+      </w:r>
+      <w:r>
+        <w:t>Web Browser: Direct Save [Saved image directly from browser]</w:t>
       </w:r>
     </w:p>
     <w:p>
@@ -1391,10 +1636,23 @@
         <w:t xml:space="preserve">: </w:t>
       </w:r>
       <w:r>
-        <w:t xml:space="preserve">KINGSTON Games (F:)/Games/.. </w:t>
-      </w:r>
-      <w:r>
-        <w:br/>
+        <w:t>KINGSTON Games (F:)/Games/..</w:t>
+      </w:r>
+      <w:r>
+        <w:t xml:space="preserve"> | </w:t>
+      </w:r>
+      <w:r>
+        <w:t>StorageType: Cloud -&gt; Platform: GitHub -&gt; Account: gamekingdomelbaf1 -&gt; Repository: KingdomheartsGame -&gt; Path: Games/PC/Strategy/Commandos Behind Enemy Lines (2.51 GB)/</w:t>
+      </w:r>
+      <w:r>
+        <w:t>..</w:t>
+      </w:r>
+    </w:p>
+    <w:p>
+      <w:pPr>
+        <w:ind w:left="720"/>
+      </w:pPr>
+      <w:r>
         <w:t xml:space="preserve">* </w:t>
       </w:r>
       <w:r>
@@ -1405,43 +1663,9 @@
         <w:t>Notes</w:t>
       </w:r>
       <w:r>
-        <w:t>: [</w:t>
-      </w:r>
-      <w:r>
-        <w:rPr>
-          <w:b/>
-          <w:bCs/>
-        </w:rPr>
-        <w:t>Packaging</w:t>
-      </w:r>
-      <w:r>
-        <w:t xml:space="preserve">: </w:t>
-      </w:r>
-      <w:r>
-        <w:t>Box</w:t>
-      </w:r>
-      <w:r>
-        <w:t xml:space="preserve">, </w:t>
-      </w:r>
-      <w:r>
-        <w:rPr>
-          <w:b/>
-          <w:bCs/>
-        </w:rPr>
-        <w:t>Country</w:t>
-      </w:r>
-      <w:r>
-        <w:t xml:space="preserve">: </w:t>
-      </w:r>
-      <w:r>
-        <w:t>United States</w:t>
-      </w:r>
-      <w:r>
-        <w:t>]</w:t>
-      </w:r>
-    </w:p>
-    <w:p/>
-    <w:p/>
+        <w:t>:</w:t>
+      </w:r>
+    </w:p>
     <w:p/>
     <w:p>
       <w:r>
@@ -1474,6 +1698,12 @@
         <w:t>5470022-commandos-behind-enemy-lines-windows-back-cover</w:t>
       </w:r>
       <w:r>
+        <w:t>.</w:t>
+      </w:r>
+      <w:r>
+        <w:t>jpg</w:t>
+      </w:r>
+      <w:r>
         <w:t xml:space="preserve"> -&gt; </w:t>
       </w:r>
       <w:r>
@@ -1489,13 +1719,16 @@
         <w:t xml:space="preserve"> Commandos – Behind Enemy Lines</w:t>
       </w:r>
       <w:r>
+        <w:t>.</w:t>
+      </w:r>
+      <w:r>
+        <w:t>jpg</w:t>
+      </w:r>
+      <w:r>
         <w:t>] [</w:t>
       </w:r>
       <w:r>
-        <w:t>Back Cover</w:t>
-      </w:r>
-      <w:r>
-        <w:t>: Commandos – Behind Enemy Lines</w:t>
+        <w:t>Commandos: Behind Enemy Lines - PC - Media - Images - Covers &amp; Box Art 5 -&gt; Back Cover - Commandos – Behind Enemy Lines</w:t>
       </w:r>
       <w:r>
         <w:t>]</w:t>
@@ -1539,9 +1772,50 @@
       <w:r>
         <w:t>Entertainment</w:t>
       </w:r>
-      <w:r>
-        <w:br/>
-      </w:r>
+    </w:p>
+    <w:p>
+      <w:pPr>
+        <w:ind w:left="720"/>
+      </w:pPr>
+      <w:r>
+        <w:t xml:space="preserve">* </w:t>
+      </w:r>
+      <w:r>
+        <w:rPr>
+          <w:b/>
+          <w:bCs/>
+        </w:rPr>
+        <w:t xml:space="preserve">Source </w:t>
+      </w:r>
+      <w:r>
+        <w:rPr>
+          <w:b/>
+          <w:bCs/>
+        </w:rPr>
+        <w:t>Platform</w:t>
+      </w:r>
+      <w:r>
+        <w:t xml:space="preserve">: </w:t>
+      </w:r>
+      <w:r>
+        <w:t>MobyGames (</w:t>
+      </w:r>
+      <w:hyperlink r:id="rId22" w:history="1">
+        <w:r>
+          <w:rPr>
+            <w:rStyle w:val="Hyperlink"/>
+          </w:rPr>
+          <w:t>https://www.mobygames.com</w:t>
+        </w:r>
+      </w:hyperlink>
+      <w:r>
+        <w:t>)</w:t>
+      </w:r>
+    </w:p>
+    <w:p>
+      <w:pPr>
+        <w:ind w:left="720"/>
+      </w:pPr>
       <w:r>
         <w:t xml:space="preserve">* </w:t>
       </w:r>
@@ -1555,7 +1829,7 @@
       <w:r>
         <w:t xml:space="preserve">: </w:t>
       </w:r>
-      <w:hyperlink r:id="rId22" w:history="1">
+      <w:hyperlink r:id="rId23" w:history="1">
         <w:r>
           <w:rPr>
             <w:rStyle w:val="Hyperlink"/>
@@ -1566,7 +1840,7 @@
       <w:r>
         <w:t xml:space="preserve"> -&gt; </w:t>
       </w:r>
-      <w:hyperlink r:id="rId23" w:history="1">
+      <w:hyperlink r:id="rId24" w:history="1">
         <w:r>
           <w:rPr>
             <w:rStyle w:val="Hyperlink"/>
@@ -1583,7 +1857,7 @@
       <w:r>
         <w:br/>
       </w:r>
-      <w:hyperlink r:id="rId24" w:history="1">
+      <w:hyperlink r:id="rId25" w:history="1">
         <w:r>
           <w:rPr>
             <w:rStyle w:val="Hyperlink"/>
@@ -1608,10 +1882,52 @@
         <w:t>Download Server / Mirror</w:t>
       </w:r>
       <w:r>
-        <w:t>: www.mobygames.com</w:t>
-      </w:r>
-      <w:r>
-        <w:br/>
+        <w:t xml:space="preserve">: </w:t>
+      </w:r>
+      <w:r>
+        <w:t>https://www.mobygames.com [MobyGames Main Web Server</w:t>
+      </w:r>
+      <w:r>
+        <w:t xml:space="preserve"> -&gt; </w:t>
+      </w:r>
+      <w:r>
+        <w:rPr>
+          <w:b/>
+          <w:bCs/>
+        </w:rPr>
+        <w:t>Packaging</w:t>
+      </w:r>
+      <w:r>
+        <w:t xml:space="preserve">: </w:t>
+      </w:r>
+      <w:r>
+        <w:t>Box</w:t>
+      </w:r>
+      <w:r>
+        <w:t xml:space="preserve">, </w:t>
+      </w:r>
+      <w:r>
+        <w:rPr>
+          <w:b/>
+          <w:bCs/>
+        </w:rPr>
+        <w:t>Country</w:t>
+      </w:r>
+      <w:r>
+        <w:t xml:space="preserve">: </w:t>
+      </w:r>
+      <w:r>
+        <w:t>United States</w:t>
+      </w:r>
+      <w:r>
+        <w:t>]</w:t>
+      </w:r>
+    </w:p>
+    <w:p>
+      <w:pPr>
+        <w:ind w:left="720"/>
+      </w:pPr>
+      <w:r>
         <w:t xml:space="preserve">* </w:t>
       </w:r>
       <w:r>
@@ -1622,7 +1938,10 @@
         <w:t>Download Method</w:t>
       </w:r>
       <w:r>
-        <w:t>: Browser</w:t>
+        <w:t xml:space="preserve">: </w:t>
+      </w:r>
+      <w:r>
+        <w:t>Web Browser: Direct Save [Saved image directly from browser]</w:t>
       </w:r>
     </w:p>
     <w:p>
@@ -1709,10 +2028,23 @@
         <w:t xml:space="preserve">: </w:t>
       </w:r>
       <w:r>
-        <w:t xml:space="preserve">KINGSTON Games (F:)/Games/.. </w:t>
-      </w:r>
-      <w:r>
-        <w:br/>
+        <w:t>KINGSTON Games (F:)/Games/..</w:t>
+      </w:r>
+      <w:r>
+        <w:t xml:space="preserve"> | </w:t>
+      </w:r>
+      <w:r>
+        <w:t>StorageType: Cloud -&gt; Platform: GitHub -&gt; Account: gamekingdomelbaf1 -&gt; Repository: KingdomheartsGame -&gt; Path: Games/PC/Strategy/Commandos Behind Enemy Lines (2.51 GB)/</w:t>
+      </w:r>
+      <w:r>
+        <w:t>..</w:t>
+      </w:r>
+    </w:p>
+    <w:p>
+      <w:pPr>
+        <w:ind w:left="720"/>
+      </w:pPr>
+      <w:r>
         <w:t xml:space="preserve">* </w:t>
       </w:r>
       <w:r>
@@ -1723,39 +2055,7 @@
         <w:t>Notes</w:t>
       </w:r>
       <w:r>
-        <w:t>: [</w:t>
-      </w:r>
-      <w:r>
-        <w:rPr>
-          <w:b/>
-          <w:bCs/>
-        </w:rPr>
-        <w:t>Packaging</w:t>
-      </w:r>
-      <w:r>
-        <w:t xml:space="preserve">: </w:t>
-      </w:r>
-      <w:r>
-        <w:t>Box</w:t>
-      </w:r>
-      <w:r>
-        <w:t xml:space="preserve">, </w:t>
-      </w:r>
-      <w:r>
-        <w:rPr>
-          <w:b/>
-          <w:bCs/>
-        </w:rPr>
-        <w:t>Country</w:t>
-      </w:r>
-      <w:r>
-        <w:t xml:space="preserve">: </w:t>
-      </w:r>
-      <w:r>
-        <w:t>United States</w:t>
-      </w:r>
-      <w:r>
-        <w:t>]</w:t>
+        <w:t>:</w:t>
       </w:r>
     </w:p>
     <w:p/>
@@ -1779,7 +2079,6 @@
         </w:numPr>
       </w:pPr>
       <w:r>
-        <w:lastRenderedPageBreak/>
         <w:t xml:space="preserve">* </w:t>
       </w:r>
       <w:r>
@@ -1796,6 +2095,12 @@
         <w:t>2084559-commandos-behind-enemy-lines-windows-media</w:t>
       </w:r>
       <w:r>
+        <w:t>.</w:t>
+      </w:r>
+      <w:r>
+        <w:t>jpg</w:t>
+      </w:r>
+      <w:r>
         <w:t xml:space="preserve"> </w:t>
       </w:r>
       <w:r>
@@ -1814,13 +2119,16 @@
         <w:t xml:space="preserve"> Commandos – Behind Enemy Lines</w:t>
       </w:r>
       <w:r>
+        <w:t>.</w:t>
+      </w:r>
+      <w:r>
+        <w:t>jpg</w:t>
+      </w:r>
+      <w:r>
         <w:t>] [</w:t>
       </w:r>
       <w:r>
-        <w:t>Media</w:t>
-      </w:r>
-      <w:r>
-        <w:t>: Commandos – Behind Enemy Lines</w:t>
+        <w:t>Commandos: Behind Enemy Lines - PC - Media - Images - Covers &amp; Box Art 6 -&gt; Media - Commandos – Behind Enemy Lines</w:t>
       </w:r>
       <w:r>
         <w:t>]</w:t>
@@ -1864,9 +2172,50 @@
       <w:r>
         <w:t>Entertainment</w:t>
       </w:r>
-      <w:r>
-        <w:br/>
-      </w:r>
+    </w:p>
+    <w:p>
+      <w:pPr>
+        <w:ind w:left="720"/>
+      </w:pPr>
+      <w:r>
+        <w:t xml:space="preserve">* </w:t>
+      </w:r>
+      <w:r>
+        <w:rPr>
+          <w:b/>
+          <w:bCs/>
+        </w:rPr>
+        <w:t xml:space="preserve">Source </w:t>
+      </w:r>
+      <w:r>
+        <w:rPr>
+          <w:b/>
+          <w:bCs/>
+        </w:rPr>
+        <w:t>Platform</w:t>
+      </w:r>
+      <w:r>
+        <w:t xml:space="preserve">: </w:t>
+      </w:r>
+      <w:r>
+        <w:t>MobyGames (</w:t>
+      </w:r>
+      <w:hyperlink r:id="rId26" w:history="1">
+        <w:r>
+          <w:rPr>
+            <w:rStyle w:val="Hyperlink"/>
+          </w:rPr>
+          <w:t>https://www.mobygames.com</w:t>
+        </w:r>
+      </w:hyperlink>
+      <w:r>
+        <w:t>)</w:t>
+      </w:r>
+    </w:p>
+    <w:p>
+      <w:pPr>
+        <w:ind w:left="720"/>
+      </w:pPr>
       <w:r>
         <w:t xml:space="preserve">* </w:t>
       </w:r>
@@ -1880,7 +2229,7 @@
       <w:r>
         <w:t xml:space="preserve">: </w:t>
       </w:r>
-      <w:hyperlink r:id="rId25" w:history="1">
+      <w:hyperlink r:id="rId27" w:history="1">
         <w:r>
           <w:rPr>
             <w:rStyle w:val="Hyperlink"/>
@@ -1891,7 +2240,7 @@
       <w:r>
         <w:t xml:space="preserve"> -&gt; </w:t>
       </w:r>
-      <w:hyperlink r:id="rId26" w:history="1">
+      <w:hyperlink r:id="rId28" w:history="1">
         <w:r>
           <w:rPr>
             <w:rStyle w:val="Hyperlink"/>
@@ -1908,7 +2257,7 @@
       <w:r>
         <w:br/>
       </w:r>
-      <w:hyperlink r:id="rId27" w:history="1">
+      <w:hyperlink r:id="rId29" w:history="1">
         <w:r>
           <w:rPr>
             <w:rStyle w:val="Hyperlink"/>
@@ -1933,10 +2282,52 @@
         <w:t>Download Server / Mirror</w:t>
       </w:r>
       <w:r>
-        <w:t>: www.mobygames.com</w:t>
-      </w:r>
-      <w:r>
-        <w:br/>
+        <w:t xml:space="preserve">: </w:t>
+      </w:r>
+      <w:r>
+        <w:t>https://www.mobygames.com [MobyGames Main Web Server</w:t>
+      </w:r>
+      <w:r>
+        <w:t xml:space="preserve"> -&gt; </w:t>
+      </w:r>
+      <w:r>
+        <w:rPr>
+          <w:b/>
+          <w:bCs/>
+        </w:rPr>
+        <w:t>Packaging</w:t>
+      </w:r>
+      <w:r>
+        <w:t xml:space="preserve">: </w:t>
+      </w:r>
+      <w:r>
+        <w:t>Box</w:t>
+      </w:r>
+      <w:r>
+        <w:t xml:space="preserve">, </w:t>
+      </w:r>
+      <w:r>
+        <w:rPr>
+          <w:b/>
+          <w:bCs/>
+        </w:rPr>
+        <w:t>Country</w:t>
+      </w:r>
+      <w:r>
+        <w:t xml:space="preserve">: </w:t>
+      </w:r>
+      <w:r>
+        <w:t>United States</w:t>
+      </w:r>
+      <w:r>
+        <w:t>]</w:t>
+      </w:r>
+    </w:p>
+    <w:p>
+      <w:pPr>
+        <w:ind w:left="720"/>
+      </w:pPr>
+      <w:r>
         <w:t xml:space="preserve">* </w:t>
       </w:r>
       <w:r>
@@ -1947,7 +2338,10 @@
         <w:t>Download Method</w:t>
       </w:r>
       <w:r>
-        <w:t>: Browser</w:t>
+        <w:t xml:space="preserve">: </w:t>
+      </w:r>
+      <w:r>
+        <w:t>Web Browser: Direct Save [Saved image directly from browser]</w:t>
       </w:r>
     </w:p>
     <w:p>
@@ -2034,10 +2428,23 @@
         <w:t xml:space="preserve">: </w:t>
       </w:r>
       <w:r>
-        <w:t xml:space="preserve">KINGSTON Games (F:)/Games/.. </w:t>
-      </w:r>
-      <w:r>
-        <w:br/>
+        <w:t>KINGSTON Games (F:)/Games/..</w:t>
+      </w:r>
+      <w:r>
+        <w:t xml:space="preserve"> | </w:t>
+      </w:r>
+      <w:r>
+        <w:t>StorageType: Cloud -&gt; Platform: GitHub -&gt; Account: gamekingdomelbaf1 -&gt; Repository: KingdomheartsGame -&gt; Path: Games/PC/Strategy/Commandos Behind Enemy Lines (2.51 GB)/</w:t>
+      </w:r>
+      <w:r>
+        <w:t>..</w:t>
+      </w:r>
+    </w:p>
+    <w:p>
+      <w:pPr>
+        <w:ind w:left="720"/>
+      </w:pPr>
+      <w:r>
         <w:t xml:space="preserve">* </w:t>
       </w:r>
       <w:r>
@@ -2048,39 +2455,7 @@
         <w:t>Notes</w:t>
       </w:r>
       <w:r>
-        <w:t>: [</w:t>
-      </w:r>
-      <w:r>
-        <w:rPr>
-          <w:b/>
-          <w:bCs/>
-        </w:rPr>
-        <w:t>Packaging</w:t>
-      </w:r>
-      <w:r>
-        <w:t xml:space="preserve">: </w:t>
-      </w:r>
-      <w:r>
-        <w:t>Box</w:t>
-      </w:r>
-      <w:r>
-        <w:t xml:space="preserve">, </w:t>
-      </w:r>
-      <w:r>
-        <w:rPr>
-          <w:b/>
-          <w:bCs/>
-        </w:rPr>
-        <w:t>Country</w:t>
-      </w:r>
-      <w:r>
-        <w:t xml:space="preserve">: </w:t>
-      </w:r>
-      <w:r>
-        <w:t>United States</w:t>
-      </w:r>
-      <w:r>
-        <w:t>]</w:t>
+        <w:t>:</w:t>
       </w:r>
     </w:p>
     <w:p/>
@@ -2891,7 +3266,7 @@
   <w:style w:type="paragraph" w:default="1" w:styleId="Normal">
     <w:name w:val="Normal"/>
     <w:qFormat/>
-    <w:rsid w:val="003F2433"/>
+    <w:rsid w:val="001D0617"/>
   </w:style>
   <w:style w:type="paragraph" w:styleId="Heading1">
     <w:name w:val="heading 1"/>
